--- a/情绪日记 AI App.docx
+++ b/情绪日记 AI App.docx
@@ -262,6 +262,8 @@
         </w:rPr>
         <w:t>量化分数 0–100，搭配情绪趋势（日 / 简易月度记录）</w:t>
       </w:r>
+      <w:bookmarkStart w:id="0" w:name="_GoBack"/>
+      <w:bookmarkEnd w:id="0"/>
     </w:p>
     <w:p>
       <w:pPr>
@@ -1398,8 +1400,6 @@
         </w:rPr>
         <w:t>阶段 3：对接 AI 接口，实现核心功能（2 天）</w:t>
       </w:r>
-      <w:bookmarkStart w:id="0" w:name="_GoBack"/>
-      <w:bookmarkEnd w:id="0"/>
     </w:p>
     <w:p>
       <w:pPr>
